--- a/Requisitos/Documentos de Casos de Uso/CSU10 - ValidarCadastro.docx
+++ b/Requisitos/Documentos de Casos de Uso/CSU10 - ValidarCadastro.docx
@@ -1,6 +1,6 @@
 
 <file path=word/document.xml><?xml version="1.0" encoding="utf-8"?>
-<w:document xmlns:wpc="http://schemas.microsoft.com/office/word/2010/wordprocessingCanvas" xmlns:mc="http://schemas.openxmlformats.org/markup-compatibility/2006" xmlns:o="urn:schemas-microsoft-com:office:office" xmlns:r="http://schemas.openxmlformats.org/officeDocument/2006/relationships" xmlns:m="http://schemas.openxmlformats.org/officeDocument/2006/math" xmlns:v="urn:schemas-microsoft-com:vml" xmlns:wp14="http://schemas.microsoft.com/office/word/2010/wordprocessingDrawing" xmlns:wp="http://schemas.openxmlformats.org/drawingml/2006/wordprocessingDrawing" xmlns:w10="urn:schemas-microsoft-com:office:word" xmlns:w="http://schemas.openxmlformats.org/wordprocessingml/2006/main" xmlns:w14="http://schemas.microsoft.com/office/word/2010/wordml" xmlns:w15="http://schemas.microsoft.com/office/word/2012/wordml" xmlns:wpg="http://schemas.microsoft.com/office/word/2010/wordprocessingGroup" xmlns:wpi="http://schemas.microsoft.com/office/word/2010/wordprocessingInk" xmlns:wne="http://schemas.microsoft.com/office/word/2006/wordml" xmlns:wps="http://schemas.microsoft.com/office/word/2010/wordprocessingShape" mc:Ignorable="w14 w15 wp14">
+<w:document xmlns:wpc="http://schemas.microsoft.com/office/word/2010/wordprocessingCanvas" xmlns:cx="http://schemas.microsoft.com/office/drawing/2014/chartex" xmlns:cx1="http://schemas.microsoft.com/office/drawing/2015/9/8/chartex" xmlns:cx2="http://schemas.microsoft.com/office/drawing/2015/10/21/chartex" xmlns:cx3="http://schemas.microsoft.com/office/drawing/2016/5/9/chartex" xmlns:cx4="http://schemas.microsoft.com/office/drawing/2016/5/10/chartex" xmlns:cx5="http://schemas.microsoft.com/office/drawing/2016/5/11/chartex" xmlns:cx6="http://schemas.microsoft.com/office/drawing/2016/5/12/chartex" xmlns:cx7="http://schemas.microsoft.com/office/drawing/2016/5/13/chartex" xmlns:cx8="http://schemas.microsoft.com/office/drawing/2016/5/14/chartex" xmlns:mc="http://schemas.openxmlformats.org/markup-compatibility/2006" xmlns:aink="http://schemas.microsoft.com/office/drawing/2016/ink" xmlns:am3d="http://schemas.microsoft.com/office/drawing/2017/model3d" xmlns:o="urn:schemas-microsoft-com:office:office" xmlns:oel="http://schemas.microsoft.com/office/2019/extlst" xmlns:r="http://schemas.openxmlformats.org/officeDocument/2006/relationships" xmlns:m="http://schemas.openxmlformats.org/officeDocument/2006/math" xmlns:v="urn:schemas-microsoft-com:vml" xmlns:wp14="http://schemas.microsoft.com/office/word/2010/wordprocessingDrawing" xmlns:wp="http://schemas.openxmlformats.org/drawingml/2006/wordprocessingDrawing" xmlns:w10="urn:schemas-microsoft-com:office:word" xmlns:w="http://schemas.openxmlformats.org/wordprocessingml/2006/main" xmlns:w14="http://schemas.microsoft.com/office/word/2010/wordml" xmlns:w15="http://schemas.microsoft.com/office/word/2012/wordml" xmlns:w16cex="http://schemas.microsoft.com/office/word/2018/wordml/cex" xmlns:w16cid="http://schemas.microsoft.com/office/word/2016/wordml/cid" xmlns:w16="http://schemas.microsoft.com/office/word/2018/wordml" xmlns:w16sdtdh="http://schemas.microsoft.com/office/word/2020/wordml/sdtdatahash" xmlns:w16se="http://schemas.microsoft.com/office/word/2015/wordml/symex" xmlns:wpg="http://schemas.microsoft.com/office/word/2010/wordprocessingGroup" xmlns:wpi="http://schemas.microsoft.com/office/word/2010/wordprocessingInk" xmlns:wne="http://schemas.microsoft.com/office/word/2006/wordml" xmlns:wps="http://schemas.microsoft.com/office/word/2010/wordprocessingShape" mc:Ignorable="w14 w15 w16se w16cid w16 w16cex w16sdtdh wp14">
   <w:body>
     <w:p>
       <w:pPr>
@@ -444,7 +444,7 @@
       <w:tr>
         <w:trPr>
           <w:cantSplit/>
-          <w:trHeight w:val="3606"/>
+          <w:trHeight w:val="2897"/>
         </w:trPr>
         <w:tc>
           <w:tcPr>
@@ -485,21 +485,86 @@
               </w:numPr>
               <w:jc w:val="left"/>
               <w:rPr>
-                <w:b/>
+                <w:bCs/>
                 <w:sz w:val="32"/>
                 <w:szCs w:val="32"/>
               </w:rPr>
             </w:pPr>
             <w:r>
               <w:rPr>
-                <w:b/>
+                <w:bCs/>
                 <w:sz w:val="32"/>
                 <w:szCs w:val="32"/>
               </w:rPr>
-              <w:t>Administrador acessa “Cadastros Pendentes”.</w:t>
-            </w:r>
-          </w:p>
-          <w:p/>
+              <w:t>Administrador acessa</w:t>
+            </w:r>
+            <w:r>
+              <w:rPr>
+                <w:bCs/>
+                <w:sz w:val="32"/>
+                <w:szCs w:val="32"/>
+              </w:rPr>
+              <w:t xml:space="preserve"> tela de</w:t>
+            </w:r>
+            <w:r>
+              <w:rPr>
+                <w:bCs/>
+                <w:sz w:val="32"/>
+                <w:szCs w:val="32"/>
+              </w:rPr>
+              <w:t xml:space="preserve"> “Cadastros Pendentes”</w:t>
+            </w:r>
+            <w:r>
+              <w:rPr>
+                <w:bCs/>
+                <w:sz w:val="32"/>
+                <w:szCs w:val="32"/>
+              </w:rPr>
+              <w:t xml:space="preserve"> </w:t>
+            </w:r>
+            <w:r>
+              <w:rPr>
+                <w:bCs/>
+                <w:sz w:val="32"/>
+                <w:szCs w:val="32"/>
+              </w:rPr>
+              <w:t>(</w:t>
+            </w:r>
+            <w:r>
+              <w:rPr>
+                <w:bCs/>
+                <w:color w:val="FF0000"/>
+                <w:sz w:val="32"/>
+                <w:szCs w:val="32"/>
+              </w:rPr>
+              <w:t>Tela_1</w:t>
+            </w:r>
+            <w:r>
+              <w:rPr>
+                <w:bCs/>
+                <w:color w:val="FF0000"/>
+                <w:sz w:val="32"/>
+                <w:szCs w:val="32"/>
+              </w:rPr>
+              <w:t>8</w:t>
+            </w:r>
+            <w:r>
+              <w:rPr>
+                <w:bCs/>
+                <w:sz w:val="32"/>
+                <w:szCs w:val="32"/>
+              </w:rPr>
+              <w:t>)</w:t>
+            </w:r>
+            <w:r>
+              <w:rPr>
+                <w:bCs/>
+                <w:sz w:val="32"/>
+                <w:szCs w:val="32"/>
+              </w:rPr>
+              <w:t>.</w:t>
+            </w:r>
+          </w:p>
           <w:p>
             <w:pPr>
               <w:pStyle w:val="Ttulo2"/>
@@ -509,14 +574,14 @@
               </w:numPr>
               <w:jc w:val="left"/>
               <w:rPr>
-                <w:b/>
+                <w:bCs/>
                 <w:sz w:val="32"/>
                 <w:szCs w:val="32"/>
               </w:rPr>
             </w:pPr>
             <w:r>
               <w:rPr>
-                <w:b/>
+                <w:bCs/>
                 <w:sz w:val="32"/>
                 <w:szCs w:val="32"/>
               </w:rPr>
@@ -524,23 +589,12 @@
             </w:r>
             <w:r>
               <w:rPr>
-                <w:b/>
+                <w:bCs/>
                 <w:sz w:val="32"/>
                 <w:szCs w:val="32"/>
               </w:rPr>
               <w:t>.</w:t>
             </w:r>
-          </w:p>
-          <w:p>
-            <w:pPr>
-              <w:pStyle w:val="Ttulo2"/>
-              <w:jc w:val="left"/>
-              <w:rPr>
-                <w:b/>
-                <w:sz w:val="32"/>
-                <w:szCs w:val="32"/>
-              </w:rPr>
-            </w:pPr>
           </w:p>
           <w:p>
             <w:pPr>
@@ -551,14 +605,14 @@
               </w:numPr>
               <w:jc w:val="left"/>
               <w:rPr>
-                <w:b/>
+                <w:bCs/>
                 <w:sz w:val="32"/>
                 <w:szCs w:val="32"/>
               </w:rPr>
             </w:pPr>
             <w:r>
               <w:rPr>
-                <w:b/>
+                <w:bCs/>
                 <w:sz w:val="32"/>
                 <w:szCs w:val="32"/>
               </w:rPr>
@@ -566,23 +620,12 @@
             </w:r>
             <w:r>
               <w:rPr>
-                <w:b/>
+                <w:bCs/>
                 <w:sz w:val="32"/>
                 <w:szCs w:val="32"/>
               </w:rPr>
               <w:t>.</w:t>
             </w:r>
-          </w:p>
-          <w:p>
-            <w:pPr>
-              <w:pStyle w:val="Ttulo2"/>
-              <w:jc w:val="left"/>
-              <w:rPr>
-                <w:b/>
-                <w:sz w:val="32"/>
-                <w:szCs w:val="32"/>
-              </w:rPr>
-            </w:pPr>
           </w:p>
           <w:p>
             <w:pPr>
@@ -593,14 +636,14 @@
               </w:numPr>
               <w:jc w:val="left"/>
               <w:rPr>
-                <w:b/>
+                <w:bCs/>
                 <w:sz w:val="32"/>
                 <w:szCs w:val="32"/>
               </w:rPr>
             </w:pPr>
             <w:r>
               <w:rPr>
-                <w:b/>
+                <w:bCs/>
                 <w:sz w:val="32"/>
                 <w:szCs w:val="32"/>
               </w:rPr>
@@ -608,14 +651,13 @@
             </w:r>
             <w:r>
               <w:rPr>
-                <w:b/>
+                <w:bCs/>
                 <w:sz w:val="32"/>
                 <w:szCs w:val="32"/>
               </w:rPr>
               <w:t>.</w:t>
             </w:r>
           </w:p>
-          <w:p/>
           <w:p>
             <w:pPr>
               <w:pStyle w:val="Ttulo2"/>
@@ -625,14 +667,14 @@
               </w:numPr>
               <w:jc w:val="left"/>
               <w:rPr>
-                <w:b/>
+                <w:bCs/>
                 <w:sz w:val="32"/>
                 <w:szCs w:val="32"/>
               </w:rPr>
             </w:pPr>
             <w:r>
               <w:rPr>
-                <w:b/>
+                <w:bCs/>
                 <w:sz w:val="32"/>
                 <w:szCs w:val="32"/>
               </w:rPr>
@@ -705,19 +747,16 @@
               <w:rPr>
                 <w:b/>
               </w:rPr>
-              <w:t>E1</w:t>
-            </w:r>
-            <w:r>
-              <w:t xml:space="preserve"> —</w:t>
-            </w:r>
-            <w:r>
-              <w:t xml:space="preserve"> </w:t>
-            </w:r>
-            <w:r>
-              <w:t>Documentação inconsistente → Administrador rejeita, sistema notifica entregador com o motivo</w:t>
-            </w:r>
-            <w:r>
-              <w:t>.</w:t>
+              <w:t>Linha 4:</w:t>
+            </w:r>
+            <w:r>
+              <w:t xml:space="preserve"> Documentação inconsistente</w:t>
+            </w:r>
+            <w:r>
+              <w:t xml:space="preserve">. </w:t>
+            </w:r>
+            <w:r>
+              <w:t>Administrador rejeita, sistema notifica entregador com o motivo.</w:t>
             </w:r>
           </w:p>
         </w:tc>
@@ -735,8 +774,6 @@
       <w:pPr>
         <w:jc w:val="center"/>
       </w:pPr>
-      <w:bookmarkStart w:id="0" w:name="_GoBack"/>
-      <w:bookmarkEnd w:id="0"/>
     </w:p>
     <w:tbl>
       <w:tblPr>
@@ -889,13 +926,8 @@
               <w:jc w:val="center"/>
             </w:pPr>
             <w:r>
-              <w:t xml:space="preserve">Marcos </w:t>
-            </w:r>
-            <w:proofErr w:type="spellStart"/>
-            <w:r>
-              <w:t>Dósea</w:t>
-            </w:r>
-            <w:proofErr w:type="spellEnd"/>
+              <w:t>Marcos Dósea</w:t>
+            </w:r>
           </w:p>
         </w:tc>
         <w:tc>
@@ -956,13 +988,8 @@
               <w:jc w:val="center"/>
             </w:pPr>
             <w:r>
-              <w:t xml:space="preserve">Marcos </w:t>
-            </w:r>
-            <w:proofErr w:type="spellStart"/>
-            <w:r>
-              <w:t>Dósea</w:t>
-            </w:r>
-            <w:proofErr w:type="spellEnd"/>
+              <w:t>Marcos Dósea</w:t>
+            </w:r>
           </w:p>
         </w:tc>
         <w:tc>
@@ -1023,13 +1050,8 @@
               <w:jc w:val="center"/>
             </w:pPr>
             <w:r>
-              <w:t xml:space="preserve">Marcos </w:t>
-            </w:r>
-            <w:proofErr w:type="spellStart"/>
-            <w:r>
-              <w:t>Dósea</w:t>
-            </w:r>
-            <w:proofErr w:type="spellEnd"/>
+              <w:t>Marcos Dósea</w:t>
+            </w:r>
           </w:p>
         </w:tc>
         <w:tc>
@@ -1090,13 +1112,8 @@
               <w:jc w:val="center"/>
             </w:pPr>
             <w:r>
-              <w:t xml:space="preserve">Marcos </w:t>
-            </w:r>
-            <w:proofErr w:type="spellStart"/>
-            <w:r>
-              <w:t>Dósea</w:t>
-            </w:r>
-            <w:proofErr w:type="spellEnd"/>
+              <w:t>Marcos Dósea</w:t>
+            </w:r>
           </w:p>
         </w:tc>
         <w:tc>
@@ -1133,7 +1150,7 @@
 </file>
 
 <file path=word/numbering.xml><?xml version="1.0" encoding="utf-8"?>
-<w:numbering xmlns:wpc="http://schemas.microsoft.com/office/word/2010/wordprocessingCanvas" xmlns:mc="http://schemas.openxmlformats.org/markup-compatibility/2006" xmlns:o="urn:schemas-microsoft-com:office:office" xmlns:r="http://schemas.openxmlformats.org/officeDocument/2006/relationships" xmlns:m="http://schemas.openxmlformats.org/officeDocument/2006/math" xmlns:v="urn:schemas-microsoft-com:vml" xmlns:wp14="http://schemas.microsoft.com/office/word/2010/wordprocessingDrawing" xmlns:wp="http://schemas.openxmlformats.org/drawingml/2006/wordprocessingDrawing" xmlns:w10="urn:schemas-microsoft-com:office:word" xmlns:w="http://schemas.openxmlformats.org/wordprocessingml/2006/main" xmlns:w14="http://schemas.microsoft.com/office/word/2010/wordml" xmlns:w15="http://schemas.microsoft.com/office/word/2012/wordml" xmlns:wpg="http://schemas.microsoft.com/office/word/2010/wordprocessingGroup" xmlns:wpi="http://schemas.microsoft.com/office/word/2010/wordprocessingInk" xmlns:wne="http://schemas.microsoft.com/office/word/2006/wordml" xmlns:wps="http://schemas.microsoft.com/office/word/2010/wordprocessingShape" mc:Ignorable="w14 w15 wp14">
+<w:numbering xmlns:wpc="http://schemas.microsoft.com/office/word/2010/wordprocessingCanvas" xmlns:cx="http://schemas.microsoft.com/office/drawing/2014/chartex" xmlns:cx1="http://schemas.microsoft.com/office/drawing/2015/9/8/chartex" xmlns:cx2="http://schemas.microsoft.com/office/drawing/2015/10/21/chartex" xmlns:cx3="http://schemas.microsoft.com/office/drawing/2016/5/9/chartex" xmlns:cx4="http://schemas.microsoft.com/office/drawing/2016/5/10/chartex" xmlns:cx5="http://schemas.microsoft.com/office/drawing/2016/5/11/chartex" xmlns:cx6="http://schemas.microsoft.com/office/drawing/2016/5/12/chartex" xmlns:cx7="http://schemas.microsoft.com/office/drawing/2016/5/13/chartex" xmlns:cx8="http://schemas.microsoft.com/office/drawing/2016/5/14/chartex" xmlns:mc="http://schemas.openxmlformats.org/markup-compatibility/2006" xmlns:aink="http://schemas.microsoft.com/office/drawing/2016/ink" xmlns:am3d="http://schemas.microsoft.com/office/drawing/2017/model3d" xmlns:o="urn:schemas-microsoft-com:office:office" xmlns:oel="http://schemas.microsoft.com/office/2019/extlst" xmlns:r="http://schemas.openxmlformats.org/officeDocument/2006/relationships" xmlns:m="http://schemas.openxmlformats.org/officeDocument/2006/math" xmlns:v="urn:schemas-microsoft-com:vml" xmlns:wp14="http://schemas.microsoft.com/office/word/2010/wordprocessingDrawing" xmlns:wp="http://schemas.openxmlformats.org/drawingml/2006/wordprocessingDrawing" xmlns:w10="urn:schemas-microsoft-com:office:word" xmlns:w="http://schemas.openxmlformats.org/wordprocessingml/2006/main" xmlns:w14="http://schemas.microsoft.com/office/word/2010/wordml" xmlns:w15="http://schemas.microsoft.com/office/word/2012/wordml" xmlns:w16cex="http://schemas.microsoft.com/office/word/2018/wordml/cex" xmlns:w16cid="http://schemas.microsoft.com/office/word/2016/wordml/cid" xmlns:w16="http://schemas.microsoft.com/office/word/2018/wordml" xmlns:w16sdtdh="http://schemas.microsoft.com/office/word/2020/wordml/sdtdatahash" xmlns:w16se="http://schemas.microsoft.com/office/word/2015/wordml/symex" xmlns:wpg="http://schemas.microsoft.com/office/word/2010/wordprocessingGroup" xmlns:wpi="http://schemas.microsoft.com/office/word/2010/wordprocessingInk" xmlns:wne="http://schemas.microsoft.com/office/word/2006/wordml" xmlns:wps="http://schemas.microsoft.com/office/word/2010/wordprocessingShape" mc:Ignorable="w14 w15 w16se w16cid w16 w16cex w16sdtdh wp14">
   <w:abstractNum w:abstractNumId="0" w15:restartNumberingAfterBreak="0">
     <w:nsid w:val="0145720D"/>
     <w:multiLevelType w:val="singleLevel"/>
@@ -1445,7 +1462,7 @@
       </w:pPr>
     </w:lvl>
   </w:abstractNum>
-  <w:num w:numId="1">
+  <w:num w:numId="1" w16cid:durableId="211115170">
     <w:abstractNumId w:val="3"/>
     <w:lvlOverride w:ilvl="0">
       <w:startOverride w:val="1"/>
@@ -1475,7 +1492,7 @@
       <w:startOverride w:val="1"/>
     </w:lvlOverride>
   </w:num>
-  <w:num w:numId="2">
+  <w:num w:numId="2" w16cid:durableId="389572210">
     <w:abstractNumId w:val="2"/>
     <w:lvlOverride w:ilvl="0">
       <w:startOverride w:val="3"/>
@@ -1505,20 +1522,20 @@
       <w:startOverride w:val="1"/>
     </w:lvlOverride>
   </w:num>
-  <w:num w:numId="3">
+  <w:num w:numId="3" w16cid:durableId="1205673027">
     <w:abstractNumId w:val="0"/>
   </w:num>
-  <w:num w:numId="4">
+  <w:num w:numId="4" w16cid:durableId="2109276915">
     <w:abstractNumId w:val="2"/>
   </w:num>
-  <w:num w:numId="5">
+  <w:num w:numId="5" w16cid:durableId="1731732909">
     <w:abstractNumId w:val="1"/>
   </w:num>
 </w:numbering>
 </file>
 
 <file path=word/styles.xml><?xml version="1.0" encoding="utf-8"?>
-<w:styles xmlns:mc="http://schemas.openxmlformats.org/markup-compatibility/2006" xmlns:r="http://schemas.openxmlformats.org/officeDocument/2006/relationships" xmlns:w="http://schemas.openxmlformats.org/wordprocessingml/2006/main" xmlns:w14="http://schemas.microsoft.com/office/word/2010/wordml" xmlns:w15="http://schemas.microsoft.com/office/word/2012/wordml" mc:Ignorable="w14 w15">
+<w:styles xmlns:mc="http://schemas.openxmlformats.org/markup-compatibility/2006" xmlns:r="http://schemas.openxmlformats.org/officeDocument/2006/relationships" xmlns:w="http://schemas.openxmlformats.org/wordprocessingml/2006/main" xmlns:w14="http://schemas.microsoft.com/office/word/2010/wordml" xmlns:w15="http://schemas.microsoft.com/office/word/2012/wordml" xmlns:w16cex="http://schemas.microsoft.com/office/word/2018/wordml/cex" xmlns:w16cid="http://schemas.microsoft.com/office/word/2016/wordml/cid" xmlns:w16="http://schemas.microsoft.com/office/word/2018/wordml" xmlns:w16sdtdh="http://schemas.microsoft.com/office/word/2020/wordml/sdtdatahash" xmlns:w16se="http://schemas.microsoft.com/office/word/2015/wordml/symex" mc:Ignorable="w14 w15 w16se w16cid w16 w16cex w16sdtdh">
   <w:docDefaults>
     <w:rPrDefault>
       <w:rPr>
@@ -1534,7 +1551,7 @@
       </w:pPr>
     </w:pPrDefault>
   </w:docDefaults>
-  <w:latentStyles w:defLockedState="0" w:defUIPriority="99" w:defSemiHidden="0" w:defUnhideWhenUsed="0" w:defQFormat="0" w:count="371">
+  <w:latentStyles w:defLockedState="0" w:defUIPriority="99" w:defSemiHidden="0" w:defUnhideWhenUsed="0" w:defQFormat="0" w:count="376">
     <w:lsdException w:name="Normal" w:uiPriority="0" w:qFormat="1"/>
     <w:lsdException w:name="heading 1" w:uiPriority="9" w:qFormat="1"/>
     <w:lsdException w:name="heading 2" w:semiHidden="1" w:uiPriority="0" w:unhideWhenUsed="1" w:qFormat="1"/>
@@ -1906,6 +1923,11 @@
     <w:lsdException w:name="List Table 5 Dark Accent 6" w:uiPriority="50"/>
     <w:lsdException w:name="List Table 6 Colorful Accent 6" w:uiPriority="51"/>
     <w:lsdException w:name="List Table 7 Colorful Accent 6" w:uiPriority="52"/>
+    <w:lsdException w:name="Mention" w:semiHidden="1" w:unhideWhenUsed="1"/>
+    <w:lsdException w:name="Smart Hyperlink" w:semiHidden="1" w:unhideWhenUsed="1"/>
+    <w:lsdException w:name="Hashtag" w:semiHidden="1" w:unhideWhenUsed="1"/>
+    <w:lsdException w:name="Unresolved Mention" w:semiHidden="1" w:unhideWhenUsed="1"/>
+    <w:lsdException w:name="Smart Link" w:semiHidden="1" w:unhideWhenUsed="1"/>
   </w:latentStyles>
   <w:style w:type="paragraph" w:default="1" w:styleId="Normal">
     <w:name w:val="Normal"/>

--- a/Requisitos/Documentos de Casos de Uso/CSU10 - ValidarCadastro.docx
+++ b/Requisitos/Documentos de Casos de Uso/CSU10 - ValidarCadastro.docx
@@ -1,6 +1,6 @@
 
 <file path=word/document.xml><?xml version="1.0" encoding="utf-8"?>
-<w:document xmlns:wpc="http://schemas.microsoft.com/office/word/2010/wordprocessingCanvas" xmlns:cx="http://schemas.microsoft.com/office/drawing/2014/chartex" xmlns:cx1="http://schemas.microsoft.com/office/drawing/2015/9/8/chartex" xmlns:cx2="http://schemas.microsoft.com/office/drawing/2015/10/21/chartex" xmlns:cx3="http://schemas.microsoft.com/office/drawing/2016/5/9/chartex" xmlns:cx4="http://schemas.microsoft.com/office/drawing/2016/5/10/chartex" xmlns:cx5="http://schemas.microsoft.com/office/drawing/2016/5/11/chartex" xmlns:cx6="http://schemas.microsoft.com/office/drawing/2016/5/12/chartex" xmlns:cx7="http://schemas.microsoft.com/office/drawing/2016/5/13/chartex" xmlns:cx8="http://schemas.microsoft.com/office/drawing/2016/5/14/chartex" xmlns:mc="http://schemas.openxmlformats.org/markup-compatibility/2006" xmlns:aink="http://schemas.microsoft.com/office/drawing/2016/ink" xmlns:am3d="http://schemas.microsoft.com/office/drawing/2017/model3d" xmlns:o="urn:schemas-microsoft-com:office:office" xmlns:oel="http://schemas.microsoft.com/office/2019/extlst" xmlns:r="http://schemas.openxmlformats.org/officeDocument/2006/relationships" xmlns:m="http://schemas.openxmlformats.org/officeDocument/2006/math" xmlns:v="urn:schemas-microsoft-com:vml" xmlns:wp14="http://schemas.microsoft.com/office/word/2010/wordprocessingDrawing" xmlns:wp="http://schemas.openxmlformats.org/drawingml/2006/wordprocessingDrawing" xmlns:w10="urn:schemas-microsoft-com:office:word" xmlns:w="http://schemas.openxmlformats.org/wordprocessingml/2006/main" xmlns:w14="http://schemas.microsoft.com/office/word/2010/wordml" xmlns:w15="http://schemas.microsoft.com/office/word/2012/wordml" xmlns:w16cex="http://schemas.microsoft.com/office/word/2018/wordml/cex" xmlns:w16cid="http://schemas.microsoft.com/office/word/2016/wordml/cid" xmlns:w16="http://schemas.microsoft.com/office/word/2018/wordml" xmlns:w16sdtdh="http://schemas.microsoft.com/office/word/2020/wordml/sdtdatahash" xmlns:w16se="http://schemas.microsoft.com/office/word/2015/wordml/symex" xmlns:wpg="http://schemas.microsoft.com/office/word/2010/wordprocessingGroup" xmlns:wpi="http://schemas.microsoft.com/office/word/2010/wordprocessingInk" xmlns:wne="http://schemas.microsoft.com/office/word/2006/wordml" xmlns:wps="http://schemas.microsoft.com/office/word/2010/wordprocessingShape" mc:Ignorable="w14 w15 w16se w16cid w16 w16cex w16sdtdh wp14">
+<w:document xmlns:wpc="http://schemas.microsoft.com/office/word/2010/wordprocessingCanvas" xmlns:mc="http://schemas.openxmlformats.org/markup-compatibility/2006" xmlns:o="urn:schemas-microsoft-com:office:office" xmlns:r="http://schemas.openxmlformats.org/officeDocument/2006/relationships" xmlns:m="http://schemas.openxmlformats.org/officeDocument/2006/math" xmlns:v="urn:schemas-microsoft-com:vml" xmlns:wp14="http://schemas.microsoft.com/office/word/2010/wordprocessingDrawing" xmlns:wp="http://schemas.openxmlformats.org/drawingml/2006/wordprocessingDrawing" xmlns:w10="urn:schemas-microsoft-com:office:word" xmlns:w="http://schemas.openxmlformats.org/wordprocessingml/2006/main" xmlns:w14="http://schemas.microsoft.com/office/word/2010/wordml" xmlns:w15="http://schemas.microsoft.com/office/word/2012/wordml" xmlns:wpg="http://schemas.microsoft.com/office/word/2010/wordprocessingGroup" xmlns:wpi="http://schemas.microsoft.com/office/word/2010/wordprocessingInk" xmlns:wne="http://schemas.microsoft.com/office/word/2006/wordml" xmlns:wps="http://schemas.microsoft.com/office/word/2010/wordprocessingShape" mc:Ignorable="w14 w15 wp14">
   <w:body>
     <w:p>
       <w:pPr>
@@ -444,7 +444,7 @@
       <w:tr>
         <w:trPr>
           <w:cantSplit/>
-          <w:trHeight w:val="2897"/>
+          <w:trHeight w:val="3606"/>
         </w:trPr>
         <w:tc>
           <w:tcPr>
@@ -485,86 +485,21 @@
               </w:numPr>
               <w:jc w:val="left"/>
               <w:rPr>
-                <w:bCs/>
+                <w:b/>
                 <w:sz w:val="32"/>
                 <w:szCs w:val="32"/>
               </w:rPr>
             </w:pPr>
             <w:r>
               <w:rPr>
-                <w:bCs/>
+                <w:b/>
                 <w:sz w:val="32"/>
                 <w:szCs w:val="32"/>
               </w:rPr>
-              <w:t>Administrador acessa</w:t>
-            </w:r>
-            <w:r>
-              <w:rPr>
-                <w:bCs/>
-                <w:sz w:val="32"/>
-                <w:szCs w:val="32"/>
-              </w:rPr>
-              <w:t xml:space="preserve"> tela de</w:t>
-            </w:r>
-            <w:r>
-              <w:rPr>
-                <w:bCs/>
-                <w:sz w:val="32"/>
-                <w:szCs w:val="32"/>
-              </w:rPr>
-              <w:t xml:space="preserve"> “Cadastros Pendentes”</w:t>
-            </w:r>
-            <w:r>
-              <w:rPr>
-                <w:bCs/>
-                <w:sz w:val="32"/>
-                <w:szCs w:val="32"/>
-              </w:rPr>
-              <w:t xml:space="preserve"> </w:t>
-            </w:r>
-            <w:r>
-              <w:rPr>
-                <w:bCs/>
-                <w:sz w:val="32"/>
-                <w:szCs w:val="32"/>
-              </w:rPr>
-              <w:t>(</w:t>
-            </w:r>
-            <w:r>
-              <w:rPr>
-                <w:bCs/>
-                <w:color w:val="FF0000"/>
-                <w:sz w:val="32"/>
-                <w:szCs w:val="32"/>
-              </w:rPr>
-              <w:t>Tela_1</w:t>
-            </w:r>
-            <w:r>
-              <w:rPr>
-                <w:bCs/>
-                <w:color w:val="FF0000"/>
-                <w:sz w:val="32"/>
-                <w:szCs w:val="32"/>
-              </w:rPr>
-              <w:t>8</w:t>
-            </w:r>
-            <w:r>
-              <w:rPr>
-                <w:bCs/>
-                <w:sz w:val="32"/>
-                <w:szCs w:val="32"/>
-              </w:rPr>
-              <w:t>)</w:t>
-            </w:r>
-            <w:r>
-              <w:rPr>
-                <w:bCs/>
-                <w:sz w:val="32"/>
-                <w:szCs w:val="32"/>
-              </w:rPr>
-              <w:t>.</w:t>
-            </w:r>
-          </w:p>
+              <w:t>Administrador acessa “Cadastros Pendentes”.</w:t>
+            </w:r>
+          </w:p>
+          <w:p/>
           <w:p>
             <w:pPr>
               <w:pStyle w:val="Ttulo2"/>
@@ -574,14 +509,14 @@
               </w:numPr>
               <w:jc w:val="left"/>
               <w:rPr>
-                <w:bCs/>
+                <w:b/>
                 <w:sz w:val="32"/>
                 <w:szCs w:val="32"/>
               </w:rPr>
             </w:pPr>
             <w:r>
               <w:rPr>
-                <w:bCs/>
+                <w:b/>
                 <w:sz w:val="32"/>
                 <w:szCs w:val="32"/>
               </w:rPr>
@@ -589,12 +524,23 @@
             </w:r>
             <w:r>
               <w:rPr>
-                <w:bCs/>
+                <w:b/>
                 <w:sz w:val="32"/>
                 <w:szCs w:val="32"/>
               </w:rPr>
               <w:t>.</w:t>
             </w:r>
+          </w:p>
+          <w:p>
+            <w:pPr>
+              <w:pStyle w:val="Ttulo2"/>
+              <w:jc w:val="left"/>
+              <w:rPr>
+                <w:b/>
+                <w:sz w:val="32"/>
+                <w:szCs w:val="32"/>
+              </w:rPr>
+            </w:pPr>
           </w:p>
           <w:p>
             <w:pPr>
@@ -605,14 +551,14 @@
               </w:numPr>
               <w:jc w:val="left"/>
               <w:rPr>
-                <w:bCs/>
+                <w:b/>
                 <w:sz w:val="32"/>
                 <w:szCs w:val="32"/>
               </w:rPr>
             </w:pPr>
             <w:r>
               <w:rPr>
-                <w:bCs/>
+                <w:b/>
                 <w:sz w:val="32"/>
                 <w:szCs w:val="32"/>
               </w:rPr>
@@ -620,12 +566,23 @@
             </w:r>
             <w:r>
               <w:rPr>
-                <w:bCs/>
+                <w:b/>
                 <w:sz w:val="32"/>
                 <w:szCs w:val="32"/>
               </w:rPr>
               <w:t>.</w:t>
             </w:r>
+          </w:p>
+          <w:p>
+            <w:pPr>
+              <w:pStyle w:val="Ttulo2"/>
+              <w:jc w:val="left"/>
+              <w:rPr>
+                <w:b/>
+                <w:sz w:val="32"/>
+                <w:szCs w:val="32"/>
+              </w:rPr>
+            </w:pPr>
           </w:p>
           <w:p>
             <w:pPr>
@@ -636,14 +593,14 @@
               </w:numPr>
               <w:jc w:val="left"/>
               <w:rPr>
-                <w:bCs/>
+                <w:b/>
                 <w:sz w:val="32"/>
                 <w:szCs w:val="32"/>
               </w:rPr>
             </w:pPr>
             <w:r>
               <w:rPr>
-                <w:bCs/>
+                <w:b/>
                 <w:sz w:val="32"/>
                 <w:szCs w:val="32"/>
               </w:rPr>
@@ -651,13 +608,14 @@
             </w:r>
             <w:r>
               <w:rPr>
-                <w:bCs/>
+                <w:b/>
                 <w:sz w:val="32"/>
                 <w:szCs w:val="32"/>
               </w:rPr>
               <w:t>.</w:t>
             </w:r>
           </w:p>
+          <w:p/>
           <w:p>
             <w:pPr>
               <w:pStyle w:val="Ttulo2"/>
@@ -667,14 +625,14 @@
               </w:numPr>
               <w:jc w:val="left"/>
               <w:rPr>
-                <w:bCs/>
+                <w:b/>
                 <w:sz w:val="32"/>
                 <w:szCs w:val="32"/>
               </w:rPr>
             </w:pPr>
             <w:r>
               <w:rPr>
-                <w:bCs/>
+                <w:b/>
                 <w:sz w:val="32"/>
                 <w:szCs w:val="32"/>
               </w:rPr>
@@ -747,16 +705,19 @@
               <w:rPr>
                 <w:b/>
               </w:rPr>
-              <w:t>Linha 4:</w:t>
-            </w:r>
-            <w:r>
-              <w:t xml:space="preserve"> Documentação inconsistente</w:t>
-            </w:r>
-            <w:r>
-              <w:t xml:space="preserve">. </w:t>
-            </w:r>
-            <w:r>
-              <w:t>Administrador rejeita, sistema notifica entregador com o motivo.</w:t>
+              <w:t>E1</w:t>
+            </w:r>
+            <w:r>
+              <w:t xml:space="preserve"> —</w:t>
+            </w:r>
+            <w:r>
+              <w:t xml:space="preserve"> </w:t>
+            </w:r>
+            <w:r>
+              <w:t>Documentação inconsistente → Administrador rejeita, sistema notifica entregador com o motivo</w:t>
+            </w:r>
+            <w:r>
+              <w:t>.</w:t>
             </w:r>
           </w:p>
         </w:tc>
@@ -774,6 +735,8 @@
       <w:pPr>
         <w:jc w:val="center"/>
       </w:pPr>
+      <w:bookmarkStart w:id="0" w:name="_GoBack"/>
+      <w:bookmarkEnd w:id="0"/>
     </w:p>
     <w:tbl>
       <w:tblPr>
@@ -926,8 +889,13 @@
               <w:jc w:val="center"/>
             </w:pPr>
             <w:r>
-              <w:t>Marcos Dósea</w:t>
-            </w:r>
+              <w:t xml:space="preserve">Marcos </w:t>
+            </w:r>
+            <w:proofErr w:type="spellStart"/>
+            <w:r>
+              <w:t>Dósea</w:t>
+            </w:r>
+            <w:proofErr w:type="spellEnd"/>
           </w:p>
         </w:tc>
         <w:tc>
@@ -988,8 +956,13 @@
               <w:jc w:val="center"/>
             </w:pPr>
             <w:r>
-              <w:t>Marcos Dósea</w:t>
-            </w:r>
+              <w:t xml:space="preserve">Marcos </w:t>
+            </w:r>
+            <w:proofErr w:type="spellStart"/>
+            <w:r>
+              <w:t>Dósea</w:t>
+            </w:r>
+            <w:proofErr w:type="spellEnd"/>
           </w:p>
         </w:tc>
         <w:tc>
@@ -1050,8 +1023,13 @@
               <w:jc w:val="center"/>
             </w:pPr>
             <w:r>
-              <w:t>Marcos Dósea</w:t>
-            </w:r>
+              <w:t xml:space="preserve">Marcos </w:t>
+            </w:r>
+            <w:proofErr w:type="spellStart"/>
+            <w:r>
+              <w:t>Dósea</w:t>
+            </w:r>
+            <w:proofErr w:type="spellEnd"/>
           </w:p>
         </w:tc>
         <w:tc>
@@ -1112,8 +1090,13 @@
               <w:jc w:val="center"/>
             </w:pPr>
             <w:r>
-              <w:t>Marcos Dósea</w:t>
-            </w:r>
+              <w:t xml:space="preserve">Marcos </w:t>
+            </w:r>
+            <w:proofErr w:type="spellStart"/>
+            <w:r>
+              <w:t>Dósea</w:t>
+            </w:r>
+            <w:proofErr w:type="spellEnd"/>
           </w:p>
         </w:tc>
         <w:tc>
@@ -1150,7 +1133,7 @@
 </file>
 
 <file path=word/numbering.xml><?xml version="1.0" encoding="utf-8"?>
-<w:numbering xmlns:wpc="http://schemas.microsoft.com/office/word/2010/wordprocessingCanvas" xmlns:cx="http://schemas.microsoft.com/office/drawing/2014/chartex" xmlns:cx1="http://schemas.microsoft.com/office/drawing/2015/9/8/chartex" xmlns:cx2="http://schemas.microsoft.com/office/drawing/2015/10/21/chartex" xmlns:cx3="http://schemas.microsoft.com/office/drawing/2016/5/9/chartex" xmlns:cx4="http://schemas.microsoft.com/office/drawing/2016/5/10/chartex" xmlns:cx5="http://schemas.microsoft.com/office/drawing/2016/5/11/chartex" xmlns:cx6="http://schemas.microsoft.com/office/drawing/2016/5/12/chartex" xmlns:cx7="http://schemas.microsoft.com/office/drawing/2016/5/13/chartex" xmlns:cx8="http://schemas.microsoft.com/office/drawing/2016/5/14/chartex" xmlns:mc="http://schemas.openxmlformats.org/markup-compatibility/2006" xmlns:aink="http://schemas.microsoft.com/office/drawing/2016/ink" xmlns:am3d="http://schemas.microsoft.com/office/drawing/2017/model3d" xmlns:o="urn:schemas-microsoft-com:office:office" xmlns:oel="http://schemas.microsoft.com/office/2019/extlst" xmlns:r="http://schemas.openxmlformats.org/officeDocument/2006/relationships" xmlns:m="http://schemas.openxmlformats.org/officeDocument/2006/math" xmlns:v="urn:schemas-microsoft-com:vml" xmlns:wp14="http://schemas.microsoft.com/office/word/2010/wordprocessingDrawing" xmlns:wp="http://schemas.openxmlformats.org/drawingml/2006/wordprocessingDrawing" xmlns:w10="urn:schemas-microsoft-com:office:word" xmlns:w="http://schemas.openxmlformats.org/wordprocessingml/2006/main" xmlns:w14="http://schemas.microsoft.com/office/word/2010/wordml" xmlns:w15="http://schemas.microsoft.com/office/word/2012/wordml" xmlns:w16cex="http://schemas.microsoft.com/office/word/2018/wordml/cex" xmlns:w16cid="http://schemas.microsoft.com/office/word/2016/wordml/cid" xmlns:w16="http://schemas.microsoft.com/office/word/2018/wordml" xmlns:w16sdtdh="http://schemas.microsoft.com/office/word/2020/wordml/sdtdatahash" xmlns:w16se="http://schemas.microsoft.com/office/word/2015/wordml/symex" xmlns:wpg="http://schemas.microsoft.com/office/word/2010/wordprocessingGroup" xmlns:wpi="http://schemas.microsoft.com/office/word/2010/wordprocessingInk" xmlns:wne="http://schemas.microsoft.com/office/word/2006/wordml" xmlns:wps="http://schemas.microsoft.com/office/word/2010/wordprocessingShape" mc:Ignorable="w14 w15 w16se w16cid w16 w16cex w16sdtdh wp14">
+<w:numbering xmlns:wpc="http://schemas.microsoft.com/office/word/2010/wordprocessingCanvas" xmlns:mc="http://schemas.openxmlformats.org/markup-compatibility/2006" xmlns:o="urn:schemas-microsoft-com:office:office" xmlns:r="http://schemas.openxmlformats.org/officeDocument/2006/relationships" xmlns:m="http://schemas.openxmlformats.org/officeDocument/2006/math" xmlns:v="urn:schemas-microsoft-com:vml" xmlns:wp14="http://schemas.microsoft.com/office/word/2010/wordprocessingDrawing" xmlns:wp="http://schemas.openxmlformats.org/drawingml/2006/wordprocessingDrawing" xmlns:w10="urn:schemas-microsoft-com:office:word" xmlns:w="http://schemas.openxmlformats.org/wordprocessingml/2006/main" xmlns:w14="http://schemas.microsoft.com/office/word/2010/wordml" xmlns:w15="http://schemas.microsoft.com/office/word/2012/wordml" xmlns:wpg="http://schemas.microsoft.com/office/word/2010/wordprocessingGroup" xmlns:wpi="http://schemas.microsoft.com/office/word/2010/wordprocessingInk" xmlns:wne="http://schemas.microsoft.com/office/word/2006/wordml" xmlns:wps="http://schemas.microsoft.com/office/word/2010/wordprocessingShape" mc:Ignorable="w14 w15 wp14">
   <w:abstractNum w:abstractNumId="0" w15:restartNumberingAfterBreak="0">
     <w:nsid w:val="0145720D"/>
     <w:multiLevelType w:val="singleLevel"/>
@@ -1462,7 +1445,7 @@
       </w:pPr>
     </w:lvl>
   </w:abstractNum>
-  <w:num w:numId="1" w16cid:durableId="211115170">
+  <w:num w:numId="1">
     <w:abstractNumId w:val="3"/>
     <w:lvlOverride w:ilvl="0">
       <w:startOverride w:val="1"/>
@@ -1492,7 +1475,7 @@
       <w:startOverride w:val="1"/>
     </w:lvlOverride>
   </w:num>
-  <w:num w:numId="2" w16cid:durableId="389572210">
+  <w:num w:numId="2">
     <w:abstractNumId w:val="2"/>
     <w:lvlOverride w:ilvl="0">
       <w:startOverride w:val="3"/>
@@ -1522,20 +1505,20 @@
       <w:startOverride w:val="1"/>
     </w:lvlOverride>
   </w:num>
-  <w:num w:numId="3" w16cid:durableId="1205673027">
+  <w:num w:numId="3">
     <w:abstractNumId w:val="0"/>
   </w:num>
-  <w:num w:numId="4" w16cid:durableId="2109276915">
+  <w:num w:numId="4">
     <w:abstractNumId w:val="2"/>
   </w:num>
-  <w:num w:numId="5" w16cid:durableId="1731732909">
+  <w:num w:numId="5">
     <w:abstractNumId w:val="1"/>
   </w:num>
 </w:numbering>
 </file>
 
 <file path=word/styles.xml><?xml version="1.0" encoding="utf-8"?>
-<w:styles xmlns:mc="http://schemas.openxmlformats.org/markup-compatibility/2006" xmlns:r="http://schemas.openxmlformats.org/officeDocument/2006/relationships" xmlns:w="http://schemas.openxmlformats.org/wordprocessingml/2006/main" xmlns:w14="http://schemas.microsoft.com/office/word/2010/wordml" xmlns:w15="http://schemas.microsoft.com/office/word/2012/wordml" xmlns:w16cex="http://schemas.microsoft.com/office/word/2018/wordml/cex" xmlns:w16cid="http://schemas.microsoft.com/office/word/2016/wordml/cid" xmlns:w16="http://schemas.microsoft.com/office/word/2018/wordml" xmlns:w16sdtdh="http://schemas.microsoft.com/office/word/2020/wordml/sdtdatahash" xmlns:w16se="http://schemas.microsoft.com/office/word/2015/wordml/symex" mc:Ignorable="w14 w15 w16se w16cid w16 w16cex w16sdtdh">
+<w:styles xmlns:mc="http://schemas.openxmlformats.org/markup-compatibility/2006" xmlns:r="http://schemas.openxmlformats.org/officeDocument/2006/relationships" xmlns:w="http://schemas.openxmlformats.org/wordprocessingml/2006/main" xmlns:w14="http://schemas.microsoft.com/office/word/2010/wordml" xmlns:w15="http://schemas.microsoft.com/office/word/2012/wordml" mc:Ignorable="w14 w15">
   <w:docDefaults>
     <w:rPrDefault>
       <w:rPr>
@@ -1551,7 +1534,7 @@
       </w:pPr>
     </w:pPrDefault>
   </w:docDefaults>
-  <w:latentStyles w:defLockedState="0" w:defUIPriority="99" w:defSemiHidden="0" w:defUnhideWhenUsed="0" w:defQFormat="0" w:count="376">
+  <w:latentStyles w:defLockedState="0" w:defUIPriority="99" w:defSemiHidden="0" w:defUnhideWhenUsed="0" w:defQFormat="0" w:count="371">
     <w:lsdException w:name="Normal" w:uiPriority="0" w:qFormat="1"/>
     <w:lsdException w:name="heading 1" w:uiPriority="9" w:qFormat="1"/>
     <w:lsdException w:name="heading 2" w:semiHidden="1" w:uiPriority="0" w:unhideWhenUsed="1" w:qFormat="1"/>
@@ -1923,11 +1906,6 @@
     <w:lsdException w:name="List Table 5 Dark Accent 6" w:uiPriority="50"/>
     <w:lsdException w:name="List Table 6 Colorful Accent 6" w:uiPriority="51"/>
     <w:lsdException w:name="List Table 7 Colorful Accent 6" w:uiPriority="52"/>
-    <w:lsdException w:name="Mention" w:semiHidden="1" w:unhideWhenUsed="1"/>
-    <w:lsdException w:name="Smart Hyperlink" w:semiHidden="1" w:unhideWhenUsed="1"/>
-    <w:lsdException w:name="Hashtag" w:semiHidden="1" w:unhideWhenUsed="1"/>
-    <w:lsdException w:name="Unresolved Mention" w:semiHidden="1" w:unhideWhenUsed="1"/>
-    <w:lsdException w:name="Smart Link" w:semiHidden="1" w:unhideWhenUsed="1"/>
   </w:latentStyles>
   <w:style w:type="paragraph" w:default="1" w:styleId="Normal">
     <w:name w:val="Normal"/>
